--- a/Data Quality & Business Analysis.docx
+++ b/Data Quality & Business Analysis.docx
@@ -142,7 +142,7 @@
             </w:rPr>
             <w:fldChar w:fldCharType="separate"/>
           </w:r>
-          <w:hyperlink w:anchor="_Toc237692493" w:history="1">
+          <w:hyperlink w:anchor="_Toc238133555" w:history="1">
             <w:r>
               <w:rPr>
                 <w:rStyle w:val="Hipervnculo"/>
@@ -150,7 +150,7 @@
                 <w:sz w:val="20"/>
                 <w:szCs w:val="20"/>
               </w:rPr>
-              <w:t>1.</w:t>
+              <w:t>0.</w:t>
             </w:r>
             <w:r>
               <w:rPr>
@@ -194,7 +194,7 @@
                 <w:sz w:val="20"/>
                 <w:szCs w:val="20"/>
               </w:rPr>
-              <w:instrText xml:space="preserve"> PAGEREF _Toc237692493 \h </w:instrText>
+              <w:instrText xml:space="preserve"> PAGEREF _Toc238133555 \h </w:instrText>
             </w:r>
             <w:r>
               <w:rPr>
@@ -246,7 +246,7 @@
               <w:szCs w:val="20"/>
             </w:rPr>
           </w:pPr>
-          <w:hyperlink w:anchor="_Toc237692494" w:history="1">
+          <w:hyperlink w:anchor="_Toc238133556" w:history="1">
             <w:r>
               <w:rPr>
                 <w:rStyle w:val="Hipervnculo"/>
@@ -255,7 +255,7 @@
                 <w:szCs w:val="20"/>
                 <w:lang w:val="en-US"/>
               </w:rPr>
-              <w:t>1.1</w:t>
+              <w:t>0.1</w:t>
             </w:r>
             <w:r>
               <w:rPr>
@@ -300,7 +300,7 @@
                 <w:sz w:val="20"/>
                 <w:szCs w:val="20"/>
               </w:rPr>
-              <w:instrText xml:space="preserve"> PAGEREF _Toc237692494 \h </w:instrText>
+              <w:instrText xml:space="preserve"> PAGEREF _Toc238133556 \h </w:instrText>
             </w:r>
             <w:r>
               <w:rPr>
@@ -352,7 +352,7 @@
               <w:szCs w:val="20"/>
             </w:rPr>
           </w:pPr>
-          <w:hyperlink w:anchor="_Toc237692495" w:history="1">
+          <w:hyperlink w:anchor="_Toc238133557" w:history="1">
             <w:r>
               <w:rPr>
                 <w:rStyle w:val="Hipervnculo"/>
@@ -361,7 +361,7 @@
                 <w:szCs w:val="20"/>
                 <w:lang w:val="en-US"/>
               </w:rPr>
-              <w:t>1.2</w:t>
+              <w:t>0.2</w:t>
             </w:r>
             <w:r>
               <w:rPr>
@@ -406,7 +406,7 @@
                 <w:sz w:val="20"/>
                 <w:szCs w:val="20"/>
               </w:rPr>
-              <w:instrText xml:space="preserve"> PAGEREF _Toc237692495 \h </w:instrText>
+              <w:instrText xml:space="preserve"> PAGEREF _Toc238133557 \h </w:instrText>
             </w:r>
             <w:r>
               <w:rPr>
@@ -458,7 +458,7 @@
               <w:szCs w:val="20"/>
             </w:rPr>
           </w:pPr>
-          <w:hyperlink w:anchor="_Toc237692496" w:history="1">
+          <w:hyperlink w:anchor="_Toc238133558" w:history="1">
             <w:r>
               <w:rPr>
                 <w:rStyle w:val="Hipervnculo"/>
@@ -467,7 +467,7 @@
                 <w:szCs w:val="20"/>
                 <w:lang w:val="en-US"/>
               </w:rPr>
-              <w:t>1.3</w:t>
+              <w:t>0.3</w:t>
             </w:r>
             <w:r>
               <w:rPr>
@@ -485,7 +485,7 @@
                 <w:szCs w:val="20"/>
                 <w:lang w:val="en-US"/>
               </w:rPr>
-              <w:t>Shipment referential integrity is extremely weak</w:t>
+              <w:t>Shipment_ids in sales that don’t exist in fct_shipment</w:t>
             </w:r>
             <w:r>
               <w:rPr>
@@ -512,7 +512,7 @@
                 <w:sz w:val="20"/>
                 <w:szCs w:val="20"/>
               </w:rPr>
-              <w:instrText xml:space="preserve"> PAGEREF _Toc237692496 \h </w:instrText>
+              <w:instrText xml:space="preserve"> PAGEREF _Toc238133558 \h </w:instrText>
             </w:r>
             <w:r>
               <w:rPr>
@@ -564,7 +564,7 @@
               <w:szCs w:val="20"/>
             </w:rPr>
           </w:pPr>
-          <w:hyperlink w:anchor="_Toc237692497" w:history="1">
+          <w:hyperlink w:anchor="_Toc238133559" w:history="1">
             <w:r>
               <w:rPr>
                 <w:rStyle w:val="Hipervnculo"/>
@@ -573,7 +573,7 @@
                 <w:szCs w:val="20"/>
                 <w:lang w:val="en-US"/>
               </w:rPr>
-              <w:t>1.4</w:t>
+              <w:t>0.4</w:t>
             </w:r>
             <w:r>
               <w:rPr>
@@ -618,7 +618,7 @@
                 <w:sz w:val="20"/>
                 <w:szCs w:val="20"/>
               </w:rPr>
-              <w:instrText xml:space="preserve"> PAGEREF _Toc237692497 \h </w:instrText>
+              <w:instrText xml:space="preserve"> PAGEREF _Toc238133559 \h </w:instrText>
             </w:r>
             <w:r>
               <w:rPr>
@@ -670,7 +670,7 @@
               <w:szCs w:val="20"/>
             </w:rPr>
           </w:pPr>
-          <w:hyperlink w:anchor="_Toc237692498" w:history="1">
+          <w:hyperlink w:anchor="_Toc238133560" w:history="1">
             <w:r>
               <w:rPr>
                 <w:rStyle w:val="Hipervnculo"/>
@@ -679,7 +679,7 @@
                 <w:szCs w:val="20"/>
                 <w:lang w:val="en-US"/>
               </w:rPr>
-              <w:t>1.5</w:t>
+              <w:t>0.5</w:t>
             </w:r>
             <w:r>
               <w:rPr>
@@ -724,7 +724,7 @@
                 <w:sz w:val="20"/>
                 <w:szCs w:val="20"/>
               </w:rPr>
-              <w:instrText xml:space="preserve"> PAGEREF _Toc237692498 \h </w:instrText>
+              <w:instrText xml:space="preserve"> PAGEREF _Toc238133560 \h </w:instrText>
             </w:r>
             <w:r>
               <w:rPr>
@@ -776,7 +776,7 @@
               <w:szCs w:val="20"/>
             </w:rPr>
           </w:pPr>
-          <w:hyperlink w:anchor="_Toc237692499" w:history="1">
+          <w:hyperlink w:anchor="_Toc238133561" w:history="1">
             <w:r>
               <w:rPr>
                 <w:rStyle w:val="Hipervnculo"/>
@@ -785,7 +785,7 @@
                 <w:szCs w:val="20"/>
                 <w:lang w:val="en-US"/>
               </w:rPr>
-              <w:t>1.6</w:t>
+              <w:t>0.6</w:t>
             </w:r>
             <w:r>
               <w:rPr>
@@ -830,7 +830,7 @@
                 <w:sz w:val="20"/>
                 <w:szCs w:val="20"/>
               </w:rPr>
-              <w:instrText xml:space="preserve"> PAGEREF _Toc237692499 \h </w:instrText>
+              <w:instrText xml:space="preserve"> PAGEREF _Toc238133561 \h </w:instrText>
             </w:r>
             <w:r>
               <w:rPr>
@@ -882,7 +882,7 @@
               <w:szCs w:val="20"/>
             </w:rPr>
           </w:pPr>
-          <w:hyperlink w:anchor="_Toc237692500" w:history="1">
+          <w:hyperlink w:anchor="_Toc238133562" w:history="1">
             <w:r>
               <w:rPr>
                 <w:rStyle w:val="Hipervnculo"/>
@@ -890,7 +890,7 @@
                 <w:sz w:val="20"/>
                 <w:szCs w:val="20"/>
               </w:rPr>
-              <w:t>1.7</w:t>
+              <w:t>0.7</w:t>
             </w:r>
             <w:r>
               <w:rPr>
@@ -934,7 +934,7 @@
                 <w:sz w:val="20"/>
                 <w:szCs w:val="20"/>
               </w:rPr>
-              <w:instrText xml:space="preserve"> PAGEREF _Toc237692500 \h </w:instrText>
+              <w:instrText xml:space="preserve"> PAGEREF _Toc238133562 \h </w:instrText>
             </w:r>
             <w:r>
               <w:rPr>
@@ -986,7 +986,7 @@
               <w:szCs w:val="20"/>
             </w:rPr>
           </w:pPr>
-          <w:hyperlink w:anchor="_Toc237692501" w:history="1">
+          <w:hyperlink w:anchor="_Toc238133563" w:history="1">
             <w:r>
               <w:rPr>
                 <w:rStyle w:val="Hipervnculo"/>
@@ -995,7 +995,7 @@
                 <w:szCs w:val="20"/>
                 <w:lang w:val="en-US"/>
               </w:rPr>
-              <w:t>1.8</w:t>
+              <w:t>0.8</w:t>
             </w:r>
             <w:r>
               <w:rPr>
@@ -1040,7 +1040,7 @@
                 <w:sz w:val="20"/>
                 <w:szCs w:val="20"/>
               </w:rPr>
-              <w:instrText xml:space="preserve"> PAGEREF _Toc237692501 \h </w:instrText>
+              <w:instrText xml:space="preserve"> PAGEREF _Toc238133563 \h </w:instrText>
             </w:r>
             <w:r>
               <w:rPr>
@@ -1067,6 +1067,1037 @@
                 <w:szCs w:val="20"/>
               </w:rPr>
               <w:t>4</w:t>
+            </w:r>
+            <w:r>
+              <w:rPr>
+                <w:noProof/>
+                <w:webHidden/>
+                <w:sz w:val="20"/>
+                <w:szCs w:val="20"/>
+              </w:rPr>
+              <w:fldChar w:fldCharType="end"/>
+            </w:r>
+          </w:hyperlink>
+        </w:p>
+        <w:p>
+          <w:pPr>
+            <w:pStyle w:val="TDC1"/>
+            <w:tabs>
+              <w:tab w:val="left" w:pos="480"/>
+              <w:tab w:val="right" w:leader="dot" w:pos="8494"/>
+            </w:tabs>
+            <w:rPr>
+              <w:noProof/>
+              <w:sz w:val="20"/>
+              <w:szCs w:val="20"/>
+            </w:rPr>
+          </w:pPr>
+          <w:hyperlink w:anchor="_Toc238133564" w:history="1">
+            <w:r>
+              <w:rPr>
+                <w:rStyle w:val="Hipervnculo"/>
+                <w:noProof/>
+                <w:sz w:val="20"/>
+                <w:szCs w:val="20"/>
+                <w:lang w:val="en-US"/>
+              </w:rPr>
+              <w:t>1.</w:t>
+            </w:r>
+            <w:r>
+              <w:rPr>
+                <w:noProof/>
+                <w:sz w:val="20"/>
+                <w:szCs w:val="20"/>
+              </w:rPr>
+              <w:tab/>
+            </w:r>
+            <w:r>
+              <w:rPr>
+                <w:rStyle w:val="Hipervnculo"/>
+                <w:noProof/>
+                <w:sz w:val="20"/>
+                <w:szCs w:val="20"/>
+                <w:lang w:val="en-US"/>
+              </w:rPr>
+              <w:t>Channel Sales</w:t>
+            </w:r>
+            <w:r>
+              <w:rPr>
+                <w:noProof/>
+                <w:webHidden/>
+                <w:sz w:val="20"/>
+                <w:szCs w:val="20"/>
+              </w:rPr>
+              <w:tab/>
+            </w:r>
+            <w:r>
+              <w:rPr>
+                <w:noProof/>
+                <w:webHidden/>
+                <w:sz w:val="20"/>
+                <w:szCs w:val="20"/>
+              </w:rPr>
+              <w:fldChar w:fldCharType="begin"/>
+            </w:r>
+            <w:r>
+              <w:rPr>
+                <w:noProof/>
+                <w:webHidden/>
+                <w:sz w:val="20"/>
+                <w:szCs w:val="20"/>
+              </w:rPr>
+              <w:instrText xml:space="preserve"> PAGEREF _Toc238133564 \h </w:instrText>
+            </w:r>
+            <w:r>
+              <w:rPr>
+                <w:noProof/>
+                <w:webHidden/>
+                <w:sz w:val="20"/>
+                <w:szCs w:val="20"/>
+              </w:rPr>
+            </w:r>
+            <w:r>
+              <w:rPr>
+                <w:noProof/>
+                <w:webHidden/>
+                <w:sz w:val="20"/>
+                <w:szCs w:val="20"/>
+              </w:rPr>
+              <w:fldChar w:fldCharType="separate"/>
+            </w:r>
+            <w:r>
+              <w:rPr>
+                <w:noProof/>
+                <w:webHidden/>
+                <w:sz w:val="20"/>
+                <w:szCs w:val="20"/>
+              </w:rPr>
+              <w:t>6</w:t>
+            </w:r>
+            <w:r>
+              <w:rPr>
+                <w:noProof/>
+                <w:webHidden/>
+                <w:sz w:val="20"/>
+                <w:szCs w:val="20"/>
+              </w:rPr>
+              <w:fldChar w:fldCharType="end"/>
+            </w:r>
+          </w:hyperlink>
+        </w:p>
+        <w:p>
+          <w:pPr>
+            <w:pStyle w:val="TDC2"/>
+            <w:tabs>
+              <w:tab w:val="right" w:leader="dot" w:pos="8494"/>
+            </w:tabs>
+            <w:rPr>
+              <w:noProof/>
+              <w:sz w:val="20"/>
+              <w:szCs w:val="20"/>
+            </w:rPr>
+          </w:pPr>
+          <w:hyperlink w:anchor="_Toc238133565" w:history="1">
+            <w:r>
+              <w:rPr>
+                <w:rStyle w:val="Hipervnculo"/>
+                <w:noProof/>
+                <w:sz w:val="20"/>
+                <w:szCs w:val="20"/>
+                <w:lang w:val="en-US"/>
+              </w:rPr>
+              <w:t>1.1 Time Grain</w:t>
+            </w:r>
+            <w:r>
+              <w:rPr>
+                <w:noProof/>
+                <w:webHidden/>
+                <w:sz w:val="20"/>
+                <w:szCs w:val="20"/>
+              </w:rPr>
+              <w:tab/>
+            </w:r>
+            <w:r>
+              <w:rPr>
+                <w:noProof/>
+                <w:webHidden/>
+                <w:sz w:val="20"/>
+                <w:szCs w:val="20"/>
+              </w:rPr>
+              <w:fldChar w:fldCharType="begin"/>
+            </w:r>
+            <w:r>
+              <w:rPr>
+                <w:noProof/>
+                <w:webHidden/>
+                <w:sz w:val="20"/>
+                <w:szCs w:val="20"/>
+              </w:rPr>
+              <w:instrText xml:space="preserve"> PAGEREF _Toc238133565 \h </w:instrText>
+            </w:r>
+            <w:r>
+              <w:rPr>
+                <w:noProof/>
+                <w:webHidden/>
+                <w:sz w:val="20"/>
+                <w:szCs w:val="20"/>
+              </w:rPr>
+            </w:r>
+            <w:r>
+              <w:rPr>
+                <w:noProof/>
+                <w:webHidden/>
+                <w:sz w:val="20"/>
+                <w:szCs w:val="20"/>
+              </w:rPr>
+              <w:fldChar w:fldCharType="separate"/>
+            </w:r>
+            <w:r>
+              <w:rPr>
+                <w:noProof/>
+                <w:webHidden/>
+                <w:sz w:val="20"/>
+                <w:szCs w:val="20"/>
+              </w:rPr>
+              <w:t>6</w:t>
+            </w:r>
+            <w:r>
+              <w:rPr>
+                <w:noProof/>
+                <w:webHidden/>
+                <w:sz w:val="20"/>
+                <w:szCs w:val="20"/>
+              </w:rPr>
+              <w:fldChar w:fldCharType="end"/>
+            </w:r>
+          </w:hyperlink>
+        </w:p>
+        <w:p>
+          <w:pPr>
+            <w:pStyle w:val="TDC2"/>
+            <w:tabs>
+              <w:tab w:val="right" w:leader="dot" w:pos="8494"/>
+            </w:tabs>
+            <w:rPr>
+              <w:noProof/>
+              <w:sz w:val="20"/>
+              <w:szCs w:val="20"/>
+            </w:rPr>
+          </w:pPr>
+          <w:hyperlink w:anchor="_Toc238133566" w:history="1">
+            <w:r>
+              <w:rPr>
+                <w:rStyle w:val="Hipervnculo"/>
+                <w:noProof/>
+                <w:sz w:val="20"/>
+                <w:szCs w:val="20"/>
+                <w:lang w:val="en-US"/>
+              </w:rPr>
+              <w:t>1.2 Comparing channels on a like-for-like basis</w:t>
+            </w:r>
+            <w:r>
+              <w:rPr>
+                <w:noProof/>
+                <w:webHidden/>
+                <w:sz w:val="20"/>
+                <w:szCs w:val="20"/>
+              </w:rPr>
+              <w:tab/>
+            </w:r>
+            <w:r>
+              <w:rPr>
+                <w:noProof/>
+                <w:webHidden/>
+                <w:sz w:val="20"/>
+                <w:szCs w:val="20"/>
+              </w:rPr>
+              <w:fldChar w:fldCharType="begin"/>
+            </w:r>
+            <w:r>
+              <w:rPr>
+                <w:noProof/>
+                <w:webHidden/>
+                <w:sz w:val="20"/>
+                <w:szCs w:val="20"/>
+              </w:rPr>
+              <w:instrText xml:space="preserve"> PAGEREF _Toc238133566 \h </w:instrText>
+            </w:r>
+            <w:r>
+              <w:rPr>
+                <w:noProof/>
+                <w:webHidden/>
+                <w:sz w:val="20"/>
+                <w:szCs w:val="20"/>
+              </w:rPr>
+            </w:r>
+            <w:r>
+              <w:rPr>
+                <w:noProof/>
+                <w:webHidden/>
+                <w:sz w:val="20"/>
+                <w:szCs w:val="20"/>
+              </w:rPr>
+              <w:fldChar w:fldCharType="separate"/>
+            </w:r>
+            <w:r>
+              <w:rPr>
+                <w:noProof/>
+                <w:webHidden/>
+                <w:sz w:val="20"/>
+                <w:szCs w:val="20"/>
+              </w:rPr>
+              <w:t>6</w:t>
+            </w:r>
+            <w:r>
+              <w:rPr>
+                <w:noProof/>
+                <w:webHidden/>
+                <w:sz w:val="20"/>
+                <w:szCs w:val="20"/>
+              </w:rPr>
+              <w:fldChar w:fldCharType="end"/>
+            </w:r>
+          </w:hyperlink>
+        </w:p>
+        <w:p>
+          <w:pPr>
+            <w:pStyle w:val="TDC2"/>
+            <w:tabs>
+              <w:tab w:val="right" w:leader="dot" w:pos="8494"/>
+            </w:tabs>
+            <w:rPr>
+              <w:noProof/>
+              <w:sz w:val="20"/>
+              <w:szCs w:val="20"/>
+            </w:rPr>
+          </w:pPr>
+          <w:hyperlink w:anchor="_Toc238133567" w:history="1">
+            <w:r>
+              <w:rPr>
+                <w:rStyle w:val="Hipervnculo"/>
+                <w:noProof/>
+                <w:sz w:val="20"/>
+                <w:szCs w:val="20"/>
+                <w:lang w:val="en-US"/>
+              </w:rPr>
+              <w:t>1.3 Is one channel quietly growing while another leaks?</w:t>
+            </w:r>
+            <w:r>
+              <w:rPr>
+                <w:noProof/>
+                <w:webHidden/>
+                <w:sz w:val="20"/>
+                <w:szCs w:val="20"/>
+              </w:rPr>
+              <w:tab/>
+            </w:r>
+            <w:r>
+              <w:rPr>
+                <w:noProof/>
+                <w:webHidden/>
+                <w:sz w:val="20"/>
+                <w:szCs w:val="20"/>
+              </w:rPr>
+              <w:fldChar w:fldCharType="begin"/>
+            </w:r>
+            <w:r>
+              <w:rPr>
+                <w:noProof/>
+                <w:webHidden/>
+                <w:sz w:val="20"/>
+                <w:szCs w:val="20"/>
+              </w:rPr>
+              <w:instrText xml:space="preserve"> PAGEREF _Toc238133567 \h </w:instrText>
+            </w:r>
+            <w:r>
+              <w:rPr>
+                <w:noProof/>
+                <w:webHidden/>
+                <w:sz w:val="20"/>
+                <w:szCs w:val="20"/>
+              </w:rPr>
+            </w:r>
+            <w:r>
+              <w:rPr>
+                <w:noProof/>
+                <w:webHidden/>
+                <w:sz w:val="20"/>
+                <w:szCs w:val="20"/>
+              </w:rPr>
+              <w:fldChar w:fldCharType="separate"/>
+            </w:r>
+            <w:r>
+              <w:rPr>
+                <w:noProof/>
+                <w:webHidden/>
+                <w:sz w:val="20"/>
+                <w:szCs w:val="20"/>
+              </w:rPr>
+              <w:t>7</w:t>
+            </w:r>
+            <w:r>
+              <w:rPr>
+                <w:noProof/>
+                <w:webHidden/>
+                <w:sz w:val="20"/>
+                <w:szCs w:val="20"/>
+              </w:rPr>
+              <w:fldChar w:fldCharType="end"/>
+            </w:r>
+          </w:hyperlink>
+        </w:p>
+        <w:p>
+          <w:pPr>
+            <w:pStyle w:val="TDC2"/>
+            <w:tabs>
+              <w:tab w:val="right" w:leader="dot" w:pos="8494"/>
+            </w:tabs>
+            <w:rPr>
+              <w:noProof/>
+              <w:sz w:val="20"/>
+              <w:szCs w:val="20"/>
+            </w:rPr>
+          </w:pPr>
+          <w:hyperlink w:anchor="_Toc238133568" w:history="1">
+            <w:r>
+              <w:rPr>
+                <w:rStyle w:val="Hipervnculo"/>
+                <w:noProof/>
+                <w:sz w:val="20"/>
+                <w:szCs w:val="20"/>
+                <w:lang w:val="en-US"/>
+              </w:rPr>
+              <w:t>1.4 Sales waterfall / breakdown</w:t>
+            </w:r>
+            <w:r>
+              <w:rPr>
+                <w:noProof/>
+                <w:webHidden/>
+                <w:sz w:val="20"/>
+                <w:szCs w:val="20"/>
+              </w:rPr>
+              <w:tab/>
+            </w:r>
+            <w:r>
+              <w:rPr>
+                <w:noProof/>
+                <w:webHidden/>
+                <w:sz w:val="20"/>
+                <w:szCs w:val="20"/>
+              </w:rPr>
+              <w:fldChar w:fldCharType="begin"/>
+            </w:r>
+            <w:r>
+              <w:rPr>
+                <w:noProof/>
+                <w:webHidden/>
+                <w:sz w:val="20"/>
+                <w:szCs w:val="20"/>
+              </w:rPr>
+              <w:instrText xml:space="preserve"> PAGEREF _Toc238133568 \h </w:instrText>
+            </w:r>
+            <w:r>
+              <w:rPr>
+                <w:noProof/>
+                <w:webHidden/>
+                <w:sz w:val="20"/>
+                <w:szCs w:val="20"/>
+              </w:rPr>
+            </w:r>
+            <w:r>
+              <w:rPr>
+                <w:noProof/>
+                <w:webHidden/>
+                <w:sz w:val="20"/>
+                <w:szCs w:val="20"/>
+              </w:rPr>
+              <w:fldChar w:fldCharType="separate"/>
+            </w:r>
+            <w:r>
+              <w:rPr>
+                <w:noProof/>
+                <w:webHidden/>
+                <w:sz w:val="20"/>
+                <w:szCs w:val="20"/>
+              </w:rPr>
+              <w:t>8</w:t>
+            </w:r>
+            <w:r>
+              <w:rPr>
+                <w:noProof/>
+                <w:webHidden/>
+                <w:sz w:val="20"/>
+                <w:szCs w:val="20"/>
+              </w:rPr>
+              <w:fldChar w:fldCharType="end"/>
+            </w:r>
+          </w:hyperlink>
+        </w:p>
+        <w:p>
+          <w:pPr>
+            <w:pStyle w:val="TDC2"/>
+            <w:tabs>
+              <w:tab w:val="left" w:pos="960"/>
+              <w:tab w:val="right" w:leader="dot" w:pos="8494"/>
+            </w:tabs>
+            <w:rPr>
+              <w:noProof/>
+              <w:sz w:val="20"/>
+              <w:szCs w:val="20"/>
+            </w:rPr>
+          </w:pPr>
+          <w:hyperlink w:anchor="_Toc238133569" w:history="1">
+            <w:r>
+              <w:rPr>
+                <w:rStyle w:val="Hipervnculo"/>
+                <w:noProof/>
+                <w:sz w:val="20"/>
+                <w:szCs w:val="20"/>
+                <w:lang w:val="en-US"/>
+              </w:rPr>
+              <w:t>1.5</w:t>
+            </w:r>
+            <w:r>
+              <w:rPr>
+                <w:noProof/>
+                <w:sz w:val="20"/>
+                <w:szCs w:val="20"/>
+              </w:rPr>
+              <w:tab/>
+            </w:r>
+            <w:r>
+              <w:rPr>
+                <w:rStyle w:val="Hipervnculo"/>
+                <w:noProof/>
+                <w:sz w:val="20"/>
+                <w:szCs w:val="20"/>
+                <w:lang w:val="en-US"/>
+              </w:rPr>
+              <w:t>Executive view</w:t>
+            </w:r>
+            <w:r>
+              <w:rPr>
+                <w:noProof/>
+                <w:webHidden/>
+                <w:sz w:val="20"/>
+                <w:szCs w:val="20"/>
+              </w:rPr>
+              <w:tab/>
+            </w:r>
+            <w:r>
+              <w:rPr>
+                <w:noProof/>
+                <w:webHidden/>
+                <w:sz w:val="20"/>
+                <w:szCs w:val="20"/>
+              </w:rPr>
+              <w:fldChar w:fldCharType="begin"/>
+            </w:r>
+            <w:r>
+              <w:rPr>
+                <w:noProof/>
+                <w:webHidden/>
+                <w:sz w:val="20"/>
+                <w:szCs w:val="20"/>
+              </w:rPr>
+              <w:instrText xml:space="preserve"> PAGEREF _Toc238133569 \h </w:instrText>
+            </w:r>
+            <w:r>
+              <w:rPr>
+                <w:noProof/>
+                <w:webHidden/>
+                <w:sz w:val="20"/>
+                <w:szCs w:val="20"/>
+              </w:rPr>
+            </w:r>
+            <w:r>
+              <w:rPr>
+                <w:noProof/>
+                <w:webHidden/>
+                <w:sz w:val="20"/>
+                <w:szCs w:val="20"/>
+              </w:rPr>
+              <w:fldChar w:fldCharType="separate"/>
+            </w:r>
+            <w:r>
+              <w:rPr>
+                <w:noProof/>
+                <w:webHidden/>
+                <w:sz w:val="20"/>
+                <w:szCs w:val="20"/>
+              </w:rPr>
+              <w:t>9</w:t>
+            </w:r>
+            <w:r>
+              <w:rPr>
+                <w:noProof/>
+                <w:webHidden/>
+                <w:sz w:val="20"/>
+                <w:szCs w:val="20"/>
+              </w:rPr>
+              <w:fldChar w:fldCharType="end"/>
+            </w:r>
+          </w:hyperlink>
+        </w:p>
+        <w:p>
+          <w:pPr>
+            <w:pStyle w:val="TDC1"/>
+            <w:tabs>
+              <w:tab w:val="left" w:pos="480"/>
+              <w:tab w:val="right" w:leader="dot" w:pos="8494"/>
+            </w:tabs>
+            <w:rPr>
+              <w:noProof/>
+              <w:sz w:val="20"/>
+              <w:szCs w:val="20"/>
+            </w:rPr>
+          </w:pPr>
+          <w:hyperlink w:anchor="_Toc238133570" w:history="1">
+            <w:r>
+              <w:rPr>
+                <w:rStyle w:val="Hipervnculo"/>
+                <w:noProof/>
+                <w:sz w:val="20"/>
+                <w:szCs w:val="20"/>
+                <w:lang w:val="en-US"/>
+              </w:rPr>
+              <w:t>2.</w:t>
+            </w:r>
+            <w:r>
+              <w:rPr>
+                <w:noProof/>
+                <w:sz w:val="20"/>
+                <w:szCs w:val="20"/>
+              </w:rPr>
+              <w:tab/>
+            </w:r>
+            <w:r>
+              <w:rPr>
+                <w:rStyle w:val="Hipervnculo"/>
+                <w:noProof/>
+                <w:sz w:val="20"/>
+                <w:szCs w:val="20"/>
+                <w:lang w:val="en-US"/>
+              </w:rPr>
+              <w:t>Net sales and late-arriving returns</w:t>
+            </w:r>
+            <w:r>
+              <w:rPr>
+                <w:noProof/>
+                <w:webHidden/>
+                <w:sz w:val="20"/>
+                <w:szCs w:val="20"/>
+              </w:rPr>
+              <w:tab/>
+            </w:r>
+            <w:r>
+              <w:rPr>
+                <w:noProof/>
+                <w:webHidden/>
+                <w:sz w:val="20"/>
+                <w:szCs w:val="20"/>
+              </w:rPr>
+              <w:fldChar w:fldCharType="begin"/>
+            </w:r>
+            <w:r>
+              <w:rPr>
+                <w:noProof/>
+                <w:webHidden/>
+                <w:sz w:val="20"/>
+                <w:szCs w:val="20"/>
+              </w:rPr>
+              <w:instrText xml:space="preserve"> PAGEREF _Toc238133570 \h </w:instrText>
+            </w:r>
+            <w:r>
+              <w:rPr>
+                <w:noProof/>
+                <w:webHidden/>
+                <w:sz w:val="20"/>
+                <w:szCs w:val="20"/>
+              </w:rPr>
+            </w:r>
+            <w:r>
+              <w:rPr>
+                <w:noProof/>
+                <w:webHidden/>
+                <w:sz w:val="20"/>
+                <w:szCs w:val="20"/>
+              </w:rPr>
+              <w:fldChar w:fldCharType="separate"/>
+            </w:r>
+            <w:r>
+              <w:rPr>
+                <w:noProof/>
+                <w:webHidden/>
+                <w:sz w:val="20"/>
+                <w:szCs w:val="20"/>
+              </w:rPr>
+              <w:t>11</w:t>
+            </w:r>
+            <w:r>
+              <w:rPr>
+                <w:noProof/>
+                <w:webHidden/>
+                <w:sz w:val="20"/>
+                <w:szCs w:val="20"/>
+              </w:rPr>
+              <w:fldChar w:fldCharType="end"/>
+            </w:r>
+          </w:hyperlink>
+        </w:p>
+        <w:p>
+          <w:pPr>
+            <w:pStyle w:val="TDC2"/>
+            <w:tabs>
+              <w:tab w:val="right" w:leader="dot" w:pos="8494"/>
+            </w:tabs>
+            <w:rPr>
+              <w:noProof/>
+              <w:sz w:val="20"/>
+              <w:szCs w:val="20"/>
+            </w:rPr>
+          </w:pPr>
+          <w:hyperlink w:anchor="_Toc238133571" w:history="1">
+            <w:r>
+              <w:rPr>
+                <w:rStyle w:val="Hipervnculo"/>
+                <w:noProof/>
+                <w:sz w:val="20"/>
+                <w:szCs w:val="20"/>
+                <w:lang w:val="en-US"/>
+              </w:rPr>
+              <w:t>2.1 What is wrong with the current model?</w:t>
+            </w:r>
+            <w:r>
+              <w:rPr>
+                <w:noProof/>
+                <w:webHidden/>
+                <w:sz w:val="20"/>
+                <w:szCs w:val="20"/>
+              </w:rPr>
+              <w:tab/>
+            </w:r>
+            <w:r>
+              <w:rPr>
+                <w:noProof/>
+                <w:webHidden/>
+                <w:sz w:val="20"/>
+                <w:szCs w:val="20"/>
+              </w:rPr>
+              <w:fldChar w:fldCharType="begin"/>
+            </w:r>
+            <w:r>
+              <w:rPr>
+                <w:noProof/>
+                <w:webHidden/>
+                <w:sz w:val="20"/>
+                <w:szCs w:val="20"/>
+              </w:rPr>
+              <w:instrText xml:space="preserve"> PAGEREF _Toc238133571 \h </w:instrText>
+            </w:r>
+            <w:r>
+              <w:rPr>
+                <w:noProof/>
+                <w:webHidden/>
+                <w:sz w:val="20"/>
+                <w:szCs w:val="20"/>
+              </w:rPr>
+            </w:r>
+            <w:r>
+              <w:rPr>
+                <w:noProof/>
+                <w:webHidden/>
+                <w:sz w:val="20"/>
+                <w:szCs w:val="20"/>
+              </w:rPr>
+              <w:fldChar w:fldCharType="separate"/>
+            </w:r>
+            <w:r>
+              <w:rPr>
+                <w:noProof/>
+                <w:webHidden/>
+                <w:sz w:val="20"/>
+                <w:szCs w:val="20"/>
+              </w:rPr>
+              <w:t>11</w:t>
+            </w:r>
+            <w:r>
+              <w:rPr>
+                <w:noProof/>
+                <w:webHidden/>
+                <w:sz w:val="20"/>
+                <w:szCs w:val="20"/>
+              </w:rPr>
+              <w:fldChar w:fldCharType="end"/>
+            </w:r>
+          </w:hyperlink>
+        </w:p>
+        <w:p>
+          <w:pPr>
+            <w:pStyle w:val="TDC2"/>
+            <w:tabs>
+              <w:tab w:val="right" w:leader="dot" w:pos="8494"/>
+            </w:tabs>
+            <w:rPr>
+              <w:noProof/>
+              <w:sz w:val="20"/>
+              <w:szCs w:val="20"/>
+            </w:rPr>
+          </w:pPr>
+          <w:hyperlink w:anchor="_Toc238133572" w:history="1">
+            <w:r>
+              <w:rPr>
+                <w:rStyle w:val="Hipervnculo"/>
+                <w:noProof/>
+                <w:sz w:val="20"/>
+                <w:szCs w:val="20"/>
+                <w:lang w:val="en-US"/>
+              </w:rPr>
+              <w:t>2.2 The solution</w:t>
+            </w:r>
+            <w:r>
+              <w:rPr>
+                <w:noProof/>
+                <w:webHidden/>
+                <w:sz w:val="20"/>
+                <w:szCs w:val="20"/>
+              </w:rPr>
+              <w:tab/>
+            </w:r>
+            <w:r>
+              <w:rPr>
+                <w:noProof/>
+                <w:webHidden/>
+                <w:sz w:val="20"/>
+                <w:szCs w:val="20"/>
+              </w:rPr>
+              <w:fldChar w:fldCharType="begin"/>
+            </w:r>
+            <w:r>
+              <w:rPr>
+                <w:noProof/>
+                <w:webHidden/>
+                <w:sz w:val="20"/>
+                <w:szCs w:val="20"/>
+              </w:rPr>
+              <w:instrText xml:space="preserve"> PAGEREF _Toc238133572 \h </w:instrText>
+            </w:r>
+            <w:r>
+              <w:rPr>
+                <w:noProof/>
+                <w:webHidden/>
+                <w:sz w:val="20"/>
+                <w:szCs w:val="20"/>
+              </w:rPr>
+            </w:r>
+            <w:r>
+              <w:rPr>
+                <w:noProof/>
+                <w:webHidden/>
+                <w:sz w:val="20"/>
+                <w:szCs w:val="20"/>
+              </w:rPr>
+              <w:fldChar w:fldCharType="separate"/>
+            </w:r>
+            <w:r>
+              <w:rPr>
+                <w:noProof/>
+                <w:webHidden/>
+                <w:sz w:val="20"/>
+                <w:szCs w:val="20"/>
+              </w:rPr>
+              <w:t>11</w:t>
+            </w:r>
+            <w:r>
+              <w:rPr>
+                <w:noProof/>
+                <w:webHidden/>
+                <w:sz w:val="20"/>
+                <w:szCs w:val="20"/>
+              </w:rPr>
+              <w:fldChar w:fldCharType="end"/>
+            </w:r>
+          </w:hyperlink>
+        </w:p>
+        <w:p>
+          <w:pPr>
+            <w:pStyle w:val="TDC2"/>
+            <w:tabs>
+              <w:tab w:val="right" w:leader="dot" w:pos="8494"/>
+            </w:tabs>
+            <w:rPr>
+              <w:noProof/>
+              <w:sz w:val="20"/>
+              <w:szCs w:val="20"/>
+            </w:rPr>
+          </w:pPr>
+          <w:hyperlink w:anchor="_Toc238133573" w:history="1">
+            <w:r>
+              <w:rPr>
+                <w:rStyle w:val="Hipervnculo"/>
+                <w:noProof/>
+                <w:sz w:val="20"/>
+                <w:szCs w:val="20"/>
+                <w:lang w:val="en-US"/>
+              </w:rPr>
+              <w:t>2.3 Another solution — Model sales and returns as separate events</w:t>
+            </w:r>
+            <w:r>
+              <w:rPr>
+                <w:noProof/>
+                <w:webHidden/>
+                <w:sz w:val="20"/>
+                <w:szCs w:val="20"/>
+              </w:rPr>
+              <w:tab/>
+            </w:r>
+            <w:r>
+              <w:rPr>
+                <w:noProof/>
+                <w:webHidden/>
+                <w:sz w:val="20"/>
+                <w:szCs w:val="20"/>
+              </w:rPr>
+              <w:fldChar w:fldCharType="begin"/>
+            </w:r>
+            <w:r>
+              <w:rPr>
+                <w:noProof/>
+                <w:webHidden/>
+                <w:sz w:val="20"/>
+                <w:szCs w:val="20"/>
+              </w:rPr>
+              <w:instrText xml:space="preserve"> PAGEREF _Toc238133573 \h </w:instrText>
+            </w:r>
+            <w:r>
+              <w:rPr>
+                <w:noProof/>
+                <w:webHidden/>
+                <w:sz w:val="20"/>
+                <w:szCs w:val="20"/>
+              </w:rPr>
+            </w:r>
+            <w:r>
+              <w:rPr>
+                <w:noProof/>
+                <w:webHidden/>
+                <w:sz w:val="20"/>
+                <w:szCs w:val="20"/>
+              </w:rPr>
+              <w:fldChar w:fldCharType="separate"/>
+            </w:r>
+            <w:r>
+              <w:rPr>
+                <w:noProof/>
+                <w:webHidden/>
+                <w:sz w:val="20"/>
+                <w:szCs w:val="20"/>
+              </w:rPr>
+              <w:t>13</w:t>
+            </w:r>
+            <w:r>
+              <w:rPr>
+                <w:noProof/>
+                <w:webHidden/>
+                <w:sz w:val="20"/>
+                <w:szCs w:val="20"/>
+              </w:rPr>
+              <w:fldChar w:fldCharType="end"/>
+            </w:r>
+          </w:hyperlink>
+        </w:p>
+        <w:p>
+          <w:pPr>
+            <w:pStyle w:val="TDC1"/>
+            <w:tabs>
+              <w:tab w:val="left" w:pos="480"/>
+              <w:tab w:val="right" w:leader="dot" w:pos="8494"/>
+            </w:tabs>
+            <w:rPr>
+              <w:noProof/>
+            </w:rPr>
+          </w:pPr>
+          <w:hyperlink w:anchor="_Toc238133574" w:history="1">
+            <w:r>
+              <w:rPr>
+                <w:rStyle w:val="Hipervnculo"/>
+                <w:noProof/>
+                <w:sz w:val="20"/>
+                <w:szCs w:val="20"/>
+                <w:lang w:val="en-US"/>
+              </w:rPr>
+              <w:t>3.</w:t>
+            </w:r>
+            <w:r>
+              <w:rPr>
+                <w:noProof/>
+                <w:sz w:val="20"/>
+                <w:szCs w:val="20"/>
+              </w:rPr>
+              <w:tab/>
+            </w:r>
+            <w:r>
+              <w:rPr>
+                <w:rStyle w:val="Hipervnculo"/>
+                <w:noProof/>
+                <w:sz w:val="20"/>
+                <w:szCs w:val="20"/>
+                <w:lang w:val="en-US"/>
+              </w:rPr>
+              <w:t>Contribution margin</w:t>
+            </w:r>
+            <w:r>
+              <w:rPr>
+                <w:noProof/>
+                <w:webHidden/>
+                <w:sz w:val="20"/>
+                <w:szCs w:val="20"/>
+              </w:rPr>
+              <w:tab/>
+            </w:r>
+            <w:r>
+              <w:rPr>
+                <w:noProof/>
+                <w:webHidden/>
+                <w:sz w:val="20"/>
+                <w:szCs w:val="20"/>
+              </w:rPr>
+              <w:fldChar w:fldCharType="begin"/>
+            </w:r>
+            <w:r>
+              <w:rPr>
+                <w:noProof/>
+                <w:webHidden/>
+                <w:sz w:val="20"/>
+                <w:szCs w:val="20"/>
+              </w:rPr>
+              <w:instrText xml:space="preserve"> PAGEREF _Toc238133574 \h </w:instrText>
+            </w:r>
+            <w:r>
+              <w:rPr>
+                <w:noProof/>
+                <w:webHidden/>
+                <w:sz w:val="20"/>
+                <w:szCs w:val="20"/>
+              </w:rPr>
+            </w:r>
+            <w:r>
+              <w:rPr>
+                <w:noProof/>
+                <w:webHidden/>
+                <w:sz w:val="20"/>
+                <w:szCs w:val="20"/>
+              </w:rPr>
+              <w:fldChar w:fldCharType="separate"/>
+            </w:r>
+            <w:r>
+              <w:rPr>
+                <w:noProof/>
+                <w:webHidden/>
+                <w:sz w:val="20"/>
+                <w:szCs w:val="20"/>
+              </w:rPr>
+              <w:t>15</w:t>
             </w:r>
             <w:r>
               <w:rPr>
@@ -1106,7 +2137,7 @@
           <w:numId w:val="6"/>
         </w:numPr>
       </w:pPr>
-      <w:bookmarkStart w:id="0" w:name="_Toc237692493"/>
+      <w:bookmarkStart w:id="0" w:name="_Toc238133555"/>
       <w:r>
         <w:lastRenderedPageBreak/>
         <w:t>Data Quality Checks</w:t>
@@ -1151,7 +2182,7 @@
           <w:lang w:val="en-US"/>
         </w:rPr>
       </w:pPr>
-      <w:bookmarkStart w:id="1" w:name="_Toc237692494"/>
+      <w:bookmarkStart w:id="1" w:name="_Toc238133556"/>
       <w:r>
         <w:rPr>
           <w:lang w:val="en-US"/>
@@ -1311,7 +2342,7 @@
           <w:lang w:val="en-US"/>
         </w:rPr>
       </w:pPr>
-      <w:bookmarkStart w:id="2" w:name="_Toc237692495"/>
+      <w:bookmarkStart w:id="2" w:name="_Toc238133557"/>
       <w:r>
         <w:rPr>
           <w:lang w:val="en-US"/>
@@ -1577,12 +2608,14 @@
           <w:lang w:val="en-US"/>
         </w:rPr>
       </w:pPr>
+      <w:bookmarkStart w:id="3" w:name="_Toc238133558"/>
       <w:r>
         <w:rPr>
           <w:lang w:val="en-US"/>
         </w:rPr>
         <w:t>Shipment_ids in sales that don’t exist in fct_shipment</w:t>
       </w:r>
+      <w:bookmarkEnd w:id="3"/>
     </w:p>
     <w:p>
       <w:pPr>
@@ -1857,7 +2890,7 @@
           <w:lang w:val="en-US"/>
         </w:rPr>
       </w:pPr>
-      <w:bookmarkStart w:id="3" w:name="_Toc237692497"/>
+      <w:bookmarkStart w:id="4" w:name="_Toc238133559"/>
       <w:r>
         <w:rPr>
           <w:lang w:val="en-US"/>
@@ -1876,7 +2909,7 @@
         </w:rPr>
         <w:t xml:space="preserve"> we have for each year-month</w:t>
       </w:r>
-      <w:bookmarkEnd w:id="3"/>
+      <w:bookmarkEnd w:id="4"/>
     </w:p>
     <w:p>
       <w:pPr>
@@ -1943,14 +2976,14 @@
           <w:lang w:val="en-US"/>
         </w:rPr>
       </w:pPr>
-      <w:bookmarkStart w:id="4" w:name="_Toc237692498"/>
+      <w:bookmarkStart w:id="5" w:name="_Toc238133560"/>
       <w:r>
         <w:rPr>
           <w:lang w:val="en-US"/>
         </w:rPr>
         <w:t>Returns &gt; sold</w:t>
       </w:r>
-      <w:bookmarkEnd w:id="4"/>
+      <w:bookmarkEnd w:id="5"/>
     </w:p>
     <w:p>
       <w:pPr>
@@ -2019,14 +3052,14 @@
           <w:lang w:val="en-US"/>
         </w:rPr>
       </w:pPr>
-      <w:bookmarkStart w:id="5" w:name="_Toc237692499"/>
+      <w:bookmarkStart w:id="6" w:name="_Toc238133561"/>
       <w:r>
         <w:rPr>
           <w:lang w:val="en-US"/>
         </w:rPr>
         <w:t>Negative quantities</w:t>
       </w:r>
-      <w:bookmarkEnd w:id="5"/>
+      <w:bookmarkEnd w:id="6"/>
     </w:p>
     <w:p>
       <w:pPr>
@@ -2098,11 +3131,11 @@
           <w:numId w:val="6"/>
         </w:numPr>
       </w:pPr>
-      <w:bookmarkStart w:id="6" w:name="_Toc237692500"/>
+      <w:bookmarkStart w:id="7" w:name="_Toc238133562"/>
       <w:r>
         <w:t>Gross sales validation</w:t>
       </w:r>
-      <w:bookmarkEnd w:id="6"/>
+      <w:bookmarkEnd w:id="7"/>
     </w:p>
     <w:p>
       <w:pPr>
@@ -2192,14 +3225,14 @@
           <w:lang w:val="en-US"/>
         </w:rPr>
       </w:pPr>
-      <w:bookmarkStart w:id="7" w:name="_Toc237692501"/>
+      <w:bookmarkStart w:id="8" w:name="_Toc238133563"/>
       <w:r>
         <w:rPr>
           <w:lang w:val="en-US"/>
         </w:rPr>
         <w:t>Net sales validation</w:t>
       </w:r>
-      <w:bookmarkEnd w:id="7"/>
+      <w:bookmarkEnd w:id="8"/>
     </w:p>
     <w:p>
       <w:pPr>
@@ -2458,6 +3491,7 @@
           <w:lang w:val="en-US"/>
         </w:rPr>
       </w:pPr>
+      <w:bookmarkStart w:id="9" w:name="_Toc238133564"/>
       <w:r>
         <w:rPr>
           <w:lang w:val="en-US"/>
@@ -2465,6 +3499,7 @@
         <w:lastRenderedPageBreak/>
         <w:t>Channel Sales</w:t>
       </w:r>
+      <w:bookmarkEnd w:id="9"/>
     </w:p>
     <w:p>
       <w:pPr>
@@ -2517,7 +3552,14 @@
         <w:rPr>
           <w:lang w:val="en-US"/>
         </w:rPr>
-        <w:t xml:space="preserve">     1.1 </w:t>
+        <w:t xml:space="preserve">     </w:t>
+      </w:r>
+      <w:bookmarkStart w:id="10" w:name="_Toc238133565"/>
+      <w:r>
+        <w:rPr>
+          <w:lang w:val="en-US"/>
+        </w:rPr>
+        <w:t xml:space="preserve">1.1 </w:t>
       </w:r>
       <w:r>
         <w:rPr>
@@ -2525,6 +3567,7 @@
         </w:rPr>
         <w:t>Time Grain</w:t>
       </w:r>
+      <w:bookmarkEnd w:id="10"/>
     </w:p>
     <w:p>
       <w:pPr>
@@ -2609,6 +3652,7 @@
         </w:rPr>
         <w:t xml:space="preserve">     </w:t>
       </w:r>
+      <w:bookmarkStart w:id="11" w:name="_Toc238133566"/>
       <w:r>
         <w:rPr>
           <w:lang w:val="en-US"/>
@@ -2621,6 +3665,7 @@
         </w:rPr>
         <w:t>channels on a like-for-like basis</w:t>
       </w:r>
+      <w:bookmarkEnd w:id="11"/>
     </w:p>
     <w:p>
       <w:pPr>
@@ -3212,7 +4257,14 @@
           <w:lang w:val="en-US"/>
         </w:rPr>
         <w:lastRenderedPageBreak/>
-        <w:t xml:space="preserve">     1.3 </w:t>
+        <w:t xml:space="preserve">     </w:t>
+      </w:r>
+      <w:bookmarkStart w:id="12" w:name="_Toc238133567"/>
+      <w:r>
+        <w:rPr>
+          <w:lang w:val="en-US"/>
+        </w:rPr>
+        <w:t xml:space="preserve">1.3 </w:t>
       </w:r>
       <w:r>
         <w:rPr>
@@ -3220,6 +4272,7 @@
         </w:rPr>
         <w:t>Is one channel quietly growing while another leaks?</w:t>
       </w:r>
+      <w:bookmarkEnd w:id="12"/>
     </w:p>
     <w:p>
       <w:pPr>
@@ -3509,8 +4562,16 @@
         <w:rPr>
           <w:lang w:val="en-US"/>
         </w:rPr>
-        <w:t xml:space="preserve">     1.4 Sales waterfall / breakdown</w:t>
-      </w:r>
+        <w:t xml:space="preserve">     </w:t>
+      </w:r>
+      <w:bookmarkStart w:id="13" w:name="_Toc238133568"/>
+      <w:r>
+        <w:rPr>
+          <w:lang w:val="en-US"/>
+        </w:rPr>
+        <w:t>1.4 Sales waterfall / breakdown</w:t>
+      </w:r>
+      <w:bookmarkEnd w:id="13"/>
     </w:p>
     <w:p>
       <w:pPr>
@@ -3667,12 +4728,14 @@
           <w:lang w:val="en-US"/>
         </w:rPr>
       </w:pPr>
+      <w:bookmarkStart w:id="14" w:name="_Toc238133569"/>
       <w:r>
         <w:rPr>
           <w:lang w:val="en-US"/>
         </w:rPr>
         <w:t>Executive view</w:t>
       </w:r>
+      <w:bookmarkEnd w:id="14"/>
     </w:p>
     <w:p>
       <w:pPr>
@@ -3833,6 +4896,9 @@
           <w:tab w:val="left" w:pos="3600"/>
         </w:tabs>
         <w:jc w:val="both"/>
+        <w:rPr>
+          <w:lang w:val="en-US"/>
+        </w:rPr>
       </w:pPr>
       <w:r>
         <w:rPr>
@@ -3895,6 +4961,9 @@
         <w:t xml:space="preserve">over time. </w:t>
       </w:r>
       <w:r>
+        <w:rPr>
+          <w:lang w:val="en-US"/>
+        </w:rPr>
         <w:t>The key takeaway is:</w:t>
       </w:r>
     </w:p>
@@ -4135,6 +5204,7 @@
           <w:lang w:val="en-US"/>
         </w:rPr>
       </w:pPr>
+      <w:bookmarkStart w:id="15" w:name="_Toc238133570"/>
       <w:r>
         <w:rPr>
           <w:lang w:val="en-US"/>
@@ -4142,6 +5212,7 @@
         <w:lastRenderedPageBreak/>
         <w:t>Net sales and late-arriving returns</w:t>
       </w:r>
+      <w:bookmarkEnd w:id="15"/>
     </w:p>
     <w:p>
       <w:pPr>
@@ -4226,8 +5297,16 @@
         <w:rPr>
           <w:lang w:val="en-US"/>
         </w:rPr>
-        <w:t xml:space="preserve">     2.1 What is wrong with the current model?</w:t>
-      </w:r>
+        <w:t xml:space="preserve">     </w:t>
+      </w:r>
+      <w:bookmarkStart w:id="16" w:name="_Toc238133571"/>
+      <w:r>
+        <w:rPr>
+          <w:lang w:val="en-US"/>
+        </w:rPr>
+        <w:t>2.1 What is wrong with the current model?</w:t>
+      </w:r>
+      <w:bookmarkEnd w:id="16"/>
     </w:p>
     <w:p>
       <w:pPr>
@@ -4520,7 +5599,14 @@
         <w:rPr>
           <w:lang w:val="en-US"/>
         </w:rPr>
-        <w:t xml:space="preserve">     2.2 </w:t>
+        <w:t xml:space="preserve">     </w:t>
+      </w:r>
+      <w:bookmarkStart w:id="17" w:name="_Toc238133572"/>
+      <w:r>
+        <w:rPr>
+          <w:lang w:val="en-US"/>
+        </w:rPr>
+        <w:t xml:space="preserve">2.2 </w:t>
       </w:r>
       <w:r>
         <w:rPr>
@@ -4528,6 +5614,7 @@
         </w:rPr>
         <w:t>The solution</w:t>
       </w:r>
+      <w:bookmarkEnd w:id="17"/>
     </w:p>
     <w:p>
       <w:pPr>
@@ -4943,6 +6030,7 @@
       </w:pPr>
       <w:r>
         <w:rPr>
+          <w:noProof/>
           <w:lang w:val="en-US"/>
         </w:rPr>
         <w:drawing>
@@ -5129,6 +6217,7 @@
         </w:rPr>
         <w:t xml:space="preserve">      </w:t>
       </w:r>
+      <w:bookmarkStart w:id="18" w:name="_Toc238133573"/>
       <w:r>
         <w:rPr>
           <w:lang w:val="en-US"/>
@@ -5141,6 +6230,7 @@
         </w:rPr>
         <w:t>— Model sales and returns as separate events</w:t>
       </w:r>
+      <w:bookmarkEnd w:id="18"/>
     </w:p>
     <w:p>
       <w:pPr>
@@ -6244,6 +7334,7 @@
           <w:lang w:val="en-US"/>
         </w:rPr>
       </w:pPr>
+      <w:bookmarkStart w:id="19" w:name="_Toc238133574"/>
       <w:r>
         <w:rPr>
           <w:lang w:val="en-US"/>
@@ -6251,6 +7342,7 @@
         <w:lastRenderedPageBreak/>
         <w:t>Contribution margin</w:t>
       </w:r>
+      <w:bookmarkEnd w:id="19"/>
     </w:p>
     <w:p>
       <w:pPr>
@@ -6301,6 +7393,118 @@
     </w:p>
     <w:p>
       <w:pPr>
+        <w:pStyle w:val="Ttulo2"/>
+        <w:rPr>
+          <w:lang w:val="en-US"/>
+        </w:rPr>
+      </w:pPr>
+      <w:r>
+        <w:rPr>
+          <w:lang w:val="en-US"/>
+        </w:rPr>
+        <w:t xml:space="preserve">     3.1 Definition of contribution margin</w:t>
+      </w:r>
+    </w:p>
+    <w:p>
+      <w:pPr>
+        <w:jc w:val="both"/>
+        <w:rPr>
+          <w:lang w:val="en-US"/>
+        </w:rPr>
+      </w:pPr>
+      <w:r>
+        <w:rPr>
+          <w:b/>
+          <w:bCs/>
+          <w:lang w:val="en-US"/>
+        </w:rPr>
+        <w:t>Contribution margin (CM)</w:t>
+      </w:r>
+      <w:r>
+        <w:rPr>
+          <w:lang w:val="en-US"/>
+        </w:rPr>
+        <w:t xml:space="preserve"> measures how much revenue is left after paying the </w:t>
+      </w:r>
+      <w:r>
+        <w:rPr>
+          <w:b/>
+          <w:bCs/>
+          <w:lang w:val="en-US"/>
+        </w:rPr>
+        <w:t>variable/direct costs associated with making and fulfilling a sale</w:t>
+      </w:r>
+      <w:r>
+        <w:rPr>
+          <w:lang w:val="en-US"/>
+        </w:rPr>
+        <w:t>.</w:t>
+      </w:r>
+    </w:p>
+    <w:p>
+      <w:pPr>
+        <w:jc w:val="both"/>
+        <w:rPr>
+          <w:lang w:val="en-US"/>
+        </w:rPr>
+      </w:pPr>
+      <w:r>
+        <w:rPr>
+          <w:lang w:val="en-US"/>
+        </w:rPr>
+        <w:t>I would start with realized_net_sales, as this is our clean revenue without taxes and subtracting returns. With realized_net_sales I subtract product_cogs (units kept by customer * unit product cost), subtract shipping_cost and , as we don’t have return_cost, subtract estimated_return_cost which takes the value of shipping_cost if quantity_returned is not 0:</w:t>
+      </w:r>
+    </w:p>
+    <w:p>
+      <w:pPr>
+        <w:jc w:val="both"/>
+        <w:rPr>
+          <w:lang w:val="en-US"/>
+        </w:rPr>
+      </w:pPr>
+      <w:r>
+        <w:rPr>
+          <w:lang w:val="en-US"/>
+        </w:rPr>
+        <w:t>contribution margin = realized_net_sales – product_cogs – shipping_cost – estimated_return_cost</w:t>
+      </w:r>
+    </w:p>
+    <w:p>
+      <w:pPr>
+        <w:jc w:val="both"/>
+        <w:rPr>
+          <w:lang w:val="en-US"/>
+        </w:rPr>
+      </w:pPr>
+      <w:r>
+        <w:rPr>
+          <w:lang w:val="en-US"/>
+        </w:rPr>
+        <w:t>With this formula I noticed that contribution margin can take negative values when all units are returned, which makes sense</w:t>
+      </w:r>
+      <w:r>
+        <w:rPr>
+          <w:lang w:val="en-US"/>
+        </w:rPr>
+        <w:t xml:space="preserve"> as we have to take into account shipping_cost two times with realized_net_sales.</w:t>
+      </w:r>
+    </w:p>
+    <w:p>
+      <w:pPr>
+        <w:pStyle w:val="Ttulo2"/>
+        <w:rPr>
+          <w:lang w:val="en-US"/>
+        </w:rPr>
+      </w:pPr>
+      <w:r>
+        <w:rPr>
+          <w:lang w:val="en-US"/>
+        </w:rPr>
+        <w:t xml:space="preserve">     3.2 Assumptions</w:t>
+      </w:r>
+    </w:p>
+    <w:p>
+      <w:pPr>
         <w:tabs>
           <w:tab w:val="left" w:pos="3600"/>
         </w:tabs>
@@ -6309,16 +7513,660 @@
           <w:lang w:val="en-US"/>
         </w:rPr>
       </w:pPr>
-    </w:p>
-    <w:p>
-      <w:pPr>
-        <w:rPr>
-          <w:lang w:val="en-US"/>
-        </w:rPr>
-      </w:pPr>
+      <w:r>
+        <w:rPr>
+          <w:lang w:val="en-US"/>
+        </w:rPr>
+        <w:t xml:space="preserve">I’ve made the following assumptions: </w:t>
+      </w:r>
+    </w:p>
+    <w:p>
+      <w:pPr>
+        <w:tabs>
+          <w:tab w:val="left" w:pos="3600"/>
+        </w:tabs>
+        <w:jc w:val="both"/>
+        <w:rPr>
+          <w:lang w:val="en-US"/>
+        </w:rPr>
+      </w:pPr>
+      <w:r>
+        <w:rPr>
+          <w:lang w:val="en-US"/>
+        </w:rPr>
+        <w:t xml:space="preserve">   1. Realized net sales deduct the estimated value of returned units from source net sales.</w:t>
+      </w:r>
+    </w:p>
+    <w:p>
+      <w:pPr>
+        <w:tabs>
+          <w:tab w:val="left" w:pos="3600"/>
+        </w:tabs>
+        <w:jc w:val="both"/>
+        <w:rPr>
+          <w:lang w:val="en-US"/>
+        </w:rPr>
+      </w:pPr>
+      <w:r>
+        <w:rPr>
+          <w:lang w:val="en-US"/>
+        </w:rPr>
+        <w:t>2. Product COGS is calculated only for units retained by the customer; returned units are therefore excluded  from COGS.</w:t>
+      </w:r>
+    </w:p>
+    <w:p>
+      <w:pPr>
+        <w:tabs>
+          <w:tab w:val="left" w:pos="3600"/>
+        </w:tabs>
+        <w:jc w:val="both"/>
+        <w:rPr>
+          <w:lang w:val="en-US"/>
+        </w:rPr>
+      </w:pPr>
+      <w:r>
+        <w:rPr>
+          <w:lang w:val="en-US"/>
+        </w:rPr>
+        <w:t>3</w:t>
+      </w:r>
+      <w:r>
+        <w:rPr>
+          <w:lang w:val="en-US"/>
+        </w:rPr>
+        <w:t>. Sale lines with an SKU that does not exist in</w:t>
+      </w:r>
+      <w:r>
+        <w:rPr>
+          <w:lang w:val="en-US"/>
+        </w:rPr>
+        <w:t xml:space="preserve"> </w:t>
+      </w:r>
+      <w:r>
+        <w:rPr>
+          <w:lang w:val="en-US"/>
+        </w:rPr>
+        <w:t>dim_product are excluded because their product cost</w:t>
+      </w:r>
+      <w:r>
+        <w:rPr>
+          <w:lang w:val="en-US"/>
+        </w:rPr>
+        <w:t xml:space="preserve"> </w:t>
+      </w:r>
+      <w:r>
+        <w:rPr>
+          <w:lang w:val="en-US"/>
+        </w:rPr>
+        <w:t>and category cannot be determined reliably.</w:t>
+      </w:r>
+    </w:p>
+    <w:p>
+      <w:pPr>
+        <w:tabs>
+          <w:tab w:val="left" w:pos="3600"/>
+        </w:tabs>
+        <w:jc w:val="both"/>
+        <w:rPr>
+          <w:lang w:val="en-US"/>
+        </w:rPr>
+      </w:pPr>
+      <w:r>
+        <w:rPr>
+          <w:lang w:val="en-US"/>
+        </w:rPr>
+        <w:t>4. Sale lines with a shipment_id that does not exist in fct_shipment are excluded because their shipping cost cannot be determined reliably.</w:t>
+      </w:r>
+    </w:p>
+    <w:p>
+      <w:pPr>
+        <w:tabs>
+          <w:tab w:val="left" w:pos="3600"/>
+        </w:tabs>
+        <w:jc w:val="both"/>
+        <w:rPr>
+          <w:lang w:val="en-US"/>
+        </w:rPr>
+      </w:pPr>
+      <w:r>
+        <w:rPr>
+          <w:lang w:val="en-US"/>
+        </w:rPr>
+        <w:t>5. When a return occurs, the original shipping cost is used as a proxy for the return cost, since no separate return-cost field is available in the source data.</w:t>
+      </w:r>
+    </w:p>
+    <w:p>
+      <w:pPr>
+        <w:tabs>
+          <w:tab w:val="left" w:pos="3600"/>
+        </w:tabs>
+        <w:jc w:val="both"/>
+        <w:rPr>
+          <w:lang w:val="en-US"/>
+        </w:rPr>
+      </w:pPr>
+      <w:r>
+        <w:rPr>
+          <w:lang w:val="en-US"/>
+        </w:rPr>
+        <w:t>6. Contribution margin is calculated as realized net sales minus product COGS, outbound shipping cost, and the estimated return cost.</w:t>
+      </w:r>
+    </w:p>
+    <w:p>
+      <w:pPr>
+        <w:tabs>
+          <w:tab w:val="left" w:pos="3600"/>
+        </w:tabs>
+        <w:jc w:val="both"/>
+        <w:rPr>
+          <w:lang w:val="en-US"/>
+        </w:rPr>
+      </w:pPr>
+    </w:p>
+    <w:p>
+      <w:pPr>
+        <w:pStyle w:val="Ttulo2"/>
+        <w:rPr>
+          <w:lang w:val="en-US"/>
+        </w:rPr>
+      </w:pPr>
+      <w:r>
+        <w:rPr>
+          <w:lang w:val="en-US"/>
+        </w:rPr>
+        <w:lastRenderedPageBreak/>
+        <w:t xml:space="preserve">     3.3 Dashboard view</w:t>
+      </w:r>
+    </w:p>
+    <w:p>
+      <w:pPr>
+        <w:tabs>
+          <w:tab w:val="left" w:pos="3600"/>
+        </w:tabs>
+        <w:jc w:val="both"/>
+        <w:rPr>
+          <w:lang w:val="en-US"/>
+        </w:rPr>
+      </w:pPr>
+      <w:r>
+        <w:rPr>
+          <w:lang w:val="en-US"/>
+        </w:rPr>
+        <w:t>With query 3, I have the contribution margin calculated for each sale row.</w:t>
+      </w:r>
+    </w:p>
+    <w:p>
+      <w:pPr>
+        <w:tabs>
+          <w:tab w:val="left" w:pos="3600"/>
+        </w:tabs>
+        <w:jc w:val="both"/>
+        <w:rPr>
+          <w:lang w:val="en-US"/>
+        </w:rPr>
+      </w:pPr>
+      <w:r>
+        <w:rPr>
+          <w:lang w:val="en-US"/>
+        </w:rPr>
+        <w:t xml:space="preserve">With query 3A, I grouped the contribution margin by channel, extracted the results and created this </w:t>
+      </w:r>
+      <w:r>
+        <w:rPr>
+          <w:lang w:val="en-US"/>
+        </w:rPr>
+        <w:t xml:space="preserve">stacked bar </w:t>
+      </w:r>
+      <w:r>
+        <w:rPr>
+          <w:lang w:val="en-US"/>
+        </w:rPr>
+        <w:t>chart:</w:t>
+      </w:r>
+    </w:p>
+    <w:p>
+      <w:pPr>
+        <w:tabs>
+          <w:tab w:val="left" w:pos="3600"/>
+        </w:tabs>
+        <w:jc w:val="both"/>
+        <w:rPr>
+          <w:lang w:val="en-US"/>
+        </w:rPr>
+      </w:pPr>
+      <w:r>
+        <w:rPr>
+          <w:lang w:val="en-US"/>
+        </w:rPr>
+        <w:drawing>
+          <wp:inline distT="0" distB="0" distL="0" distR="0" wp14:anchorId="7EC6D6A4" wp14:editId="09F9AD68">
+            <wp:extent cx="5400040" cy="2081530"/>
+            <wp:effectExtent l="0" t="0" r="0" b="0"/>
+            <wp:docPr id="6" name="Imagen 6"/>
+            <wp:cNvGraphicFramePr>
+              <a:graphicFrameLocks xmlns:a="http://schemas.openxmlformats.org/drawingml/2006/main" noChangeAspect="1"/>
+            </wp:cNvGraphicFramePr>
+            <a:graphic xmlns:a="http://schemas.openxmlformats.org/drawingml/2006/main">
+              <a:graphicData uri="http://schemas.openxmlformats.org/drawingml/2006/picture">
+                <pic:pic xmlns:pic="http://schemas.openxmlformats.org/drawingml/2006/picture">
+                  <pic:nvPicPr>
+                    <pic:cNvPr id="1" name=""/>
+                    <pic:cNvPicPr/>
+                  </pic:nvPicPr>
+                  <pic:blipFill>
+                    <a:blip r:embed="rId14"/>
+                    <a:stretch>
+                      <a:fillRect/>
+                    </a:stretch>
+                  </pic:blipFill>
+                  <pic:spPr>
+                    <a:xfrm>
+                      <a:off x="0" y="0"/>
+                      <a:ext cx="5400040" cy="2081530"/>
+                    </a:xfrm>
+                    <a:prstGeom prst="rect">
+                      <a:avLst/>
+                    </a:prstGeom>
+                  </pic:spPr>
+                </pic:pic>
+              </a:graphicData>
+            </a:graphic>
+          </wp:inline>
+        </w:drawing>
+      </w:r>
+    </w:p>
+    <w:p>
+      <w:pPr>
+        <w:tabs>
+          <w:tab w:val="left" w:pos="3600"/>
+        </w:tabs>
+        <w:jc w:val="both"/>
+        <w:rPr>
+          <w:lang w:val="en-US"/>
+        </w:rPr>
+      </w:pPr>
+      <w:r>
+        <w:rPr>
+          <w:lang w:val="en-US"/>
+        </w:rPr>
+        <w:t>The full bar represents the realized_net_sales, each color (product_cogs, shipping_cost, estimated_return_cost, contribution_margin) contributes to the full bar.</w:t>
+      </w:r>
+    </w:p>
+    <w:p>
+      <w:pPr>
+        <w:tabs>
+          <w:tab w:val="left" w:pos="3600"/>
+        </w:tabs>
+        <w:jc w:val="both"/>
+        <w:rPr>
+          <w:lang w:val="en-US"/>
+        </w:rPr>
+      </w:pPr>
+      <w:r>
+        <w:rPr>
+          <w:lang w:val="en-US"/>
+        </w:rPr>
+        <w:t>The channel Online in a normal revenue chart would look very healthy with the highest revenue, but in this chart it looks less healthy as 60% of the realized_net_sales go away due to mostly product_cogs. On the other hand, Retail and Wholese in a normal revenue chart would look almost the same but in this chart we can see that Wholesale has a higher contribution margin percentage (53%) than Retail (40%) making it look much healthier with a higher contribution margin.</w:t>
+      </w:r>
+    </w:p>
+    <w:p>
+      <w:pPr>
+        <w:tabs>
+          <w:tab w:val="left" w:pos="3600"/>
+        </w:tabs>
+        <w:jc w:val="both"/>
+        <w:rPr>
+          <w:lang w:val="en-US"/>
+        </w:rPr>
+      </w:pPr>
+    </w:p>
+    <w:p>
+      <w:pPr>
+        <w:tabs>
+          <w:tab w:val="left" w:pos="3600"/>
+        </w:tabs>
+        <w:jc w:val="both"/>
+        <w:rPr>
+          <w:lang w:val="en-US"/>
+        </w:rPr>
+      </w:pPr>
+      <w:r>
+        <w:rPr>
+          <w:lang w:val="en-US"/>
+        </w:rPr>
+        <w:t>With query 3</w:t>
+      </w:r>
+      <w:r>
+        <w:rPr>
+          <w:lang w:val="en-US"/>
+        </w:rPr>
+        <w:t>B</w:t>
+      </w:r>
+      <w:r>
+        <w:rPr>
+          <w:lang w:val="en-US"/>
+        </w:rPr>
+        <w:t xml:space="preserve">, I grouped the contribution margin by </w:t>
+      </w:r>
+      <w:r>
+        <w:rPr>
+          <w:lang w:val="en-US"/>
+        </w:rPr>
+        <w:t>category</w:t>
+      </w:r>
+      <w:r>
+        <w:rPr>
+          <w:lang w:val="en-US"/>
+        </w:rPr>
+        <w:t>, extracted the results and created this stacked bar chart:</w:t>
+      </w:r>
+    </w:p>
+    <w:p>
+      <w:pPr>
+        <w:tabs>
+          <w:tab w:val="left" w:pos="3600"/>
+        </w:tabs>
+        <w:jc w:val="both"/>
+        <w:rPr>
+          <w:lang w:val="en-US"/>
+        </w:rPr>
+      </w:pPr>
+      <w:r>
+        <w:rPr>
+          <w:lang w:val="en-US"/>
+        </w:rPr>
+        <w:drawing>
+          <wp:inline distT="0" distB="0" distL="0" distR="0" wp14:anchorId="5FA24F6F" wp14:editId="115A1F7F">
+            <wp:extent cx="5400040" cy="1812925"/>
+            <wp:effectExtent l="0" t="0" r="0" b="0"/>
+            <wp:docPr id="8" name="Imagen 8"/>
+            <wp:cNvGraphicFramePr>
+              <a:graphicFrameLocks xmlns:a="http://schemas.openxmlformats.org/drawingml/2006/main" noChangeAspect="1"/>
+            </wp:cNvGraphicFramePr>
+            <a:graphic xmlns:a="http://schemas.openxmlformats.org/drawingml/2006/main">
+              <a:graphicData uri="http://schemas.openxmlformats.org/drawingml/2006/picture">
+                <pic:pic xmlns:pic="http://schemas.openxmlformats.org/drawingml/2006/picture">
+                  <pic:nvPicPr>
+                    <pic:cNvPr id="1" name=""/>
+                    <pic:cNvPicPr/>
+                  </pic:nvPicPr>
+                  <pic:blipFill>
+                    <a:blip r:embed="rId15"/>
+                    <a:stretch>
+                      <a:fillRect/>
+                    </a:stretch>
+                  </pic:blipFill>
+                  <pic:spPr>
+                    <a:xfrm>
+                      <a:off x="0" y="0"/>
+                      <a:ext cx="5400040" cy="1812925"/>
+                    </a:xfrm>
+                    <a:prstGeom prst="rect">
+                      <a:avLst/>
+                    </a:prstGeom>
+                  </pic:spPr>
+                </pic:pic>
+              </a:graphicData>
+            </a:graphic>
+          </wp:inline>
+        </w:drawing>
+      </w:r>
+    </w:p>
+    <w:p>
+      <w:pPr>
+        <w:jc w:val="both"/>
+        <w:rPr>
+          <w:lang w:val="en-US"/>
+        </w:rPr>
+      </w:pPr>
+      <w:r>
+        <w:rPr>
+          <w:lang w:val="en-US"/>
+        </w:rPr>
+        <w:t xml:space="preserve">From the chart I can see that Outerwear has the highest contribution margin and contribution margin percentage, so this category would look healthy in both revenue </w:t>
+      </w:r>
+      <w:r>
+        <w:rPr>
+          <w:lang w:val="en-US"/>
+        </w:rPr>
+        <w:lastRenderedPageBreak/>
+        <w:t>chart and contribution margin chart. Accessories has the lowest revenue and also the lowest contribution margin percentage, so maybe we should do a research and decide if we up the prices.</w:t>
+      </w:r>
+    </w:p>
+    <w:p>
+      <w:pPr>
+        <w:jc w:val="both"/>
+        <w:rPr>
+          <w:lang w:val="en-US"/>
+        </w:rPr>
+      </w:pPr>
+    </w:p>
+    <w:p>
+      <w:pPr>
+        <w:tabs>
+          <w:tab w:val="left" w:pos="3600"/>
+        </w:tabs>
+        <w:jc w:val="both"/>
+        <w:rPr>
+          <w:lang w:val="en-US"/>
+        </w:rPr>
+      </w:pPr>
+      <w:r>
+        <w:rPr>
+          <w:lang w:val="en-US"/>
+        </w:rPr>
+        <w:t>With query 3</w:t>
+      </w:r>
+      <w:r>
+        <w:rPr>
+          <w:lang w:val="en-US"/>
+        </w:rPr>
+        <w:t>C</w:t>
+      </w:r>
+      <w:r>
+        <w:rPr>
+          <w:lang w:val="en-US"/>
+        </w:rPr>
+        <w:t xml:space="preserve">, I grouped the contribution margin by </w:t>
+      </w:r>
+      <w:r>
+        <w:rPr>
+          <w:lang w:val="en-US"/>
+        </w:rPr>
+        <w:t>sku</w:t>
+      </w:r>
+      <w:r>
+        <w:rPr>
+          <w:lang w:val="en-US"/>
+        </w:rPr>
+        <w:t>, extracted the results and created this stacked bar chart</w:t>
+      </w:r>
+      <w:r>
+        <w:rPr>
+          <w:lang w:val="en-US"/>
+        </w:rPr>
+        <w:t xml:space="preserve"> of the top 10 skus with the least contribution margin</w:t>
+      </w:r>
+      <w:r>
+        <w:rPr>
+          <w:lang w:val="en-US"/>
+        </w:rPr>
+        <w:t>:</w:t>
+      </w:r>
+    </w:p>
+    <w:p>
+      <w:pPr>
+        <w:jc w:val="both"/>
+        <w:rPr>
+          <w:lang w:val="en-US"/>
+        </w:rPr>
+      </w:pPr>
+      <w:r>
+        <w:rPr>
+          <w:lang w:val="en-US"/>
+        </w:rPr>
+        <w:drawing>
+          <wp:inline distT="0" distB="0" distL="0" distR="0" wp14:anchorId="7ED73ABA" wp14:editId="42D6AA20">
+            <wp:extent cx="5400040" cy="2907030"/>
+            <wp:effectExtent l="0" t="0" r="0" b="7620"/>
+            <wp:docPr id="9" name="Imagen 9"/>
+            <wp:cNvGraphicFramePr>
+              <a:graphicFrameLocks xmlns:a="http://schemas.openxmlformats.org/drawingml/2006/main" noChangeAspect="1"/>
+            </wp:cNvGraphicFramePr>
+            <a:graphic xmlns:a="http://schemas.openxmlformats.org/drawingml/2006/main">
+              <a:graphicData uri="http://schemas.openxmlformats.org/drawingml/2006/picture">
+                <pic:pic xmlns:pic="http://schemas.openxmlformats.org/drawingml/2006/picture">
+                  <pic:nvPicPr>
+                    <pic:cNvPr id="1" name=""/>
+                    <pic:cNvPicPr/>
+                  </pic:nvPicPr>
+                  <pic:blipFill>
+                    <a:blip r:embed="rId16"/>
+                    <a:stretch>
+                      <a:fillRect/>
+                    </a:stretch>
+                  </pic:blipFill>
+                  <pic:spPr>
+                    <a:xfrm>
+                      <a:off x="0" y="0"/>
+                      <a:ext cx="5400040" cy="2907030"/>
+                    </a:xfrm>
+                    <a:prstGeom prst="rect">
+                      <a:avLst/>
+                    </a:prstGeom>
+                  </pic:spPr>
+                </pic:pic>
+              </a:graphicData>
+            </a:graphic>
+          </wp:inline>
+        </w:drawing>
+      </w:r>
+    </w:p>
+    <w:p>
+      <w:pPr>
+        <w:jc w:val="both"/>
+        <w:rPr>
+          <w:lang w:val="en-US"/>
+        </w:rPr>
+      </w:pPr>
+      <w:r>
+        <w:rPr>
+          <w:lang w:val="en-US"/>
+        </w:rPr>
+        <w:t>Checking the data, the top 3 skus have negative contribution margin, meaning that with the sale the company has lost money. Checking the category of these 3 skus, I found out that they pertain to Accessories, which makes sense with chart 3B. The main reason of this negative contribution margin is caused by the high product_cogs and also the low sell price which causes the net sales to be low.</w:t>
+      </w:r>
+    </w:p>
+    <w:p>
+      <w:pPr>
+        <w:jc w:val="both"/>
+        <w:rPr>
+          <w:lang w:val="en-US"/>
+        </w:rPr>
+      </w:pPr>
+    </w:p>
+    <w:p>
+      <w:pPr>
+        <w:jc w:val="both"/>
+        <w:rPr>
+          <w:lang w:val="en-US"/>
+        </w:rPr>
+      </w:pPr>
+      <w:r>
+        <w:rPr>
+          <w:lang w:val="en-US"/>
+        </w:rPr>
+        <w:t xml:space="preserve">I’ve also </w:t>
+      </w:r>
+      <w:r>
+        <w:rPr>
+          <w:lang w:val="en-US"/>
+        </w:rPr>
+        <w:t xml:space="preserve">created this stacked bar chart of the top 10 skus with the </w:t>
+      </w:r>
+      <w:r>
+        <w:rPr>
+          <w:lang w:val="en-US"/>
+        </w:rPr>
+        <w:t xml:space="preserve">most </w:t>
+      </w:r>
+      <w:r>
+        <w:rPr>
+          <w:lang w:val="en-US"/>
+        </w:rPr>
+        <w:t xml:space="preserve"> contribution margin</w:t>
+      </w:r>
+      <w:r>
+        <w:rPr>
+          <w:lang w:val="en-US"/>
+        </w:rPr>
+        <w:t>:</w:t>
+      </w:r>
+    </w:p>
+    <w:p>
+      <w:pPr>
+        <w:jc w:val="both"/>
+        <w:rPr>
+          <w:lang w:val="en-US"/>
+        </w:rPr>
+      </w:pPr>
+      <w:r>
+        <w:rPr>
+          <w:lang w:val="en-US"/>
+        </w:rPr>
+        <w:lastRenderedPageBreak/>
+        <w:drawing>
+          <wp:inline distT="0" distB="0" distL="0" distR="0" wp14:anchorId="0F3EA6EB" wp14:editId="47EF558D">
+            <wp:extent cx="5400040" cy="2912745"/>
+            <wp:effectExtent l="0" t="0" r="0" b="1905"/>
+            <wp:docPr id="10" name="Imagen 10"/>
+            <wp:cNvGraphicFramePr>
+              <a:graphicFrameLocks xmlns:a="http://schemas.openxmlformats.org/drawingml/2006/main" noChangeAspect="1"/>
+            </wp:cNvGraphicFramePr>
+            <a:graphic xmlns:a="http://schemas.openxmlformats.org/drawingml/2006/main">
+              <a:graphicData uri="http://schemas.openxmlformats.org/drawingml/2006/picture">
+                <pic:pic xmlns:pic="http://schemas.openxmlformats.org/drawingml/2006/picture">
+                  <pic:nvPicPr>
+                    <pic:cNvPr id="1" name=""/>
+                    <pic:cNvPicPr/>
+                  </pic:nvPicPr>
+                  <pic:blipFill>
+                    <a:blip r:embed="rId17"/>
+                    <a:stretch>
+                      <a:fillRect/>
+                    </a:stretch>
+                  </pic:blipFill>
+                  <pic:spPr>
+                    <a:xfrm>
+                      <a:off x="0" y="0"/>
+                      <a:ext cx="5400040" cy="2912745"/>
+                    </a:xfrm>
+                    <a:prstGeom prst="rect">
+                      <a:avLst/>
+                    </a:prstGeom>
+                  </pic:spPr>
+                </pic:pic>
+              </a:graphicData>
+            </a:graphic>
+          </wp:inline>
+        </w:drawing>
+      </w:r>
+    </w:p>
+    <w:p>
+      <w:pPr>
+        <w:jc w:val="both"/>
+        <w:rPr>
+          <w:lang w:val="en-US"/>
+        </w:rPr>
+      </w:pPr>
+      <w:r>
+        <w:rPr>
+          <w:lang w:val="en-US"/>
+        </w:rPr>
+        <w:t>These are the products actually making money.</w:t>
+      </w:r>
     </w:p>
     <w:sectPr>
-      <w:footerReference w:type="default" r:id="rId14"/>
+      <w:footerReference w:type="default" r:id="rId18"/>
       <w:pgSz w:w="11906" w:h="16838"/>
       <w:pgMar w:top="1417" w:right="1701" w:bottom="1417" w:left="1701" w:header="708" w:footer="708" w:gutter="0"/>
       <w:cols w:space="708"/>
